--- a/trainer_education/Becca_3Day_Training_Plan.docx
+++ b/trainer_education/Becca_3Day_Training_Plan.docx
@@ -10380,7 +10380,7 @@
                 <w:sz w:val="17"/>
                 <w:szCs w:val="17"/>
               </w:rPr>
-              <w:t xml:space="preserve">Matches tested 30×5 baseline — appropriate for the heaviest day of the week. Build to 40 lbs by Week 4.</w:t>
+              <w:t xml:space="preserve">Matches tested 30×5 baseline — appropriate for the heaviest day of the week. Build to 42.5 lbs by Week 4.</w:t>
             </w:r>
           </w:p>
         </w:tc>

--- a/trainer_education/Becca_3Day_Training_Plan.docx
+++ b/trainer_education/Becca_3Day_Training_Plan.docx
@@ -870,7 +870,7 @@
                 <w:sz w:val="16"/>
                 <w:szCs w:val="16"/>
               </w:rPr>
-              <w:t xml:space="preserve">50 lbs × 5</w:t>
+              <w:t xml:space="preserve">50 lb DB × 5</w:t>
             </w:r>
           </w:p>
         </w:tc>
@@ -2373,7 +2373,7 @@
                 <w:sz w:val="15"/>
                 <w:szCs w:val="15"/>
               </w:rPr>
-              <w:t xml:space="preserve">50 lbs</w:t>
+              <w:t xml:space="preserve">50 lb DB</w:t>
             </w:r>
           </w:p>
         </w:tc>
@@ -5713,7 +5713,7 @@
                 <w:sz w:val="15"/>
                 <w:szCs w:val="15"/>
               </w:rPr>
-              <w:t xml:space="preserve">50 lbs</w:t>
+              <w:t xml:space="preserve">50 lb DB</w:t>
             </w:r>
           </w:p>
         </w:tc>
@@ -9053,7 +9053,7 @@
                 <w:sz w:val="15"/>
                 <w:szCs w:val="15"/>
               </w:rPr>
-              <w:t xml:space="preserve">50 lbs</w:t>
+              <w:t xml:space="preserve">50 lb DB</w:t>
             </w:r>
           </w:p>
         </w:tc>
@@ -9427,7 +9427,7 @@
           <w:sz w:val="17"/>
           <w:szCs w:val="17"/>
         </w:rPr>
-        <w:t xml:space="preserve">Heaviest weekly loads — hinge → unilateral squat → horizontal pull, matching Becca’s tested 5RM territory. 1–2 RIR on the last set of each.</w:t>
+        <w:t xml:space="preserve">Heaviest weekly loads — hinge → unilateral squat → horizontal pull, matching Becca’s tested 5RM territory. 2 RIR on the last set of each; never to failure. (Corrected 8/22/2026: 2 RIR is the default proximity for a PRIMARY lift — a 2024 dose-response meta-regression found strength gains largely unrelated to estimated RIR, so 1 RIR is not a stronger stimulus here, just a costlier one. 1 RIR is reserved for hypertrophy-priority accessory work, and this is an 80% day, not a 90% peak-test day, so no near-maximal exception applies.)</w:t>
       </w:r>
     </w:p>
     <w:tbl>
@@ -11911,7 +11911,7 @@
           <w:sz w:val="17"/>
           <w:szCs w:val="17"/>
         </w:rPr>
-        <w:t xml:space="preserve">Heaviest day of the week on both compound lifts — 1–2 RIR on the last set, never to failure. The Full Pull-Up test at the end of Block C is informational, not a max-effort grind: one clean attempt, logged either way.</w:t>
+        <w:t xml:space="preserve">Heaviest day of the week on both compound lifts — 2 RIR on the last set, never to failure. The Full Pull-Up test at the end of Block C is informational, not a max-effort grind: one clean attempt, logged either way.</w:t>
       </w:r>
     </w:p>
     <w:p>
